--- a/fall-2022/notebooks/Ritika/Notebook.docx
+++ b/fall-2022/notebooks/Ritika/Notebook.docx
@@ -6,6 +6,673 @@
       <w:r>
         <w:t>Notebook</w:t>
       </w:r>
+    </w:p>
+    <w:p/>
+    <w:p>
+      <w:pPr>
+        <w:rPr>
+          <w:b/>
+          <w:bCs/>
+        </w:rPr>
+      </w:pPr>
+      <w:r>
+        <w:rPr>
+          <w:b/>
+          <w:bCs/>
+        </w:rPr>
+        <w:t xml:space="preserve">September </w:t>
+      </w:r>
+      <w:r>
+        <w:rPr>
+          <w:b/>
+          <w:bCs/>
+        </w:rPr>
+        <w:t>5</w:t>
+      </w:r>
+      <w:r>
+        <w:rPr>
+          <w:b/>
+          <w:bCs/>
+          <w:vertAlign w:val="superscript"/>
+        </w:rPr>
+        <w:t>th</w:t>
+      </w:r>
+      <w:r>
+        <w:rPr>
+          <w:b/>
+          <w:bCs/>
+        </w:rPr>
+        <w:t xml:space="preserve"> - </w:t>
+      </w:r>
+      <w:r>
+        <w:rPr>
+          <w:b/>
+          <w:bCs/>
+        </w:rPr>
+        <w:t>9</w:t>
+      </w:r>
+      <w:r>
+        <w:rPr>
+          <w:b/>
+          <w:bCs/>
+          <w:vertAlign w:val="superscript"/>
+        </w:rPr>
+        <w:t>th</w:t>
+      </w:r>
+      <w:r>
+        <w:rPr>
+          <w:b/>
+          <w:bCs/>
+        </w:rPr>
+        <w:t xml:space="preserve"> Week</w:t>
+      </w:r>
+    </w:p>
+    <w:p>
+      <w:pPr>
+        <w:pStyle w:val="ListParagraph"/>
+        <w:numPr>
+          <w:ilvl w:val="0"/>
+          <w:numId w:val="1"/>
+        </w:numPr>
+      </w:pPr>
+      <w:r>
+        <w:t>The first sub team meeting was conducted</w:t>
+      </w:r>
+    </w:p>
+    <w:p>
+      <w:pPr>
+        <w:pStyle w:val="ListParagraph"/>
+        <w:numPr>
+          <w:ilvl w:val="0"/>
+          <w:numId w:val="1"/>
+        </w:numPr>
+      </w:pPr>
+      <w:r>
+        <w:t>We had a brief introduction of the team and what they have been working on the past semester</w:t>
+      </w:r>
+    </w:p>
+    <w:p>
+      <w:pPr>
+        <w:pStyle w:val="ListParagraph"/>
+        <w:numPr>
+          <w:ilvl w:val="0"/>
+          <w:numId w:val="1"/>
+        </w:numPr>
+      </w:pPr>
+      <w:r>
+        <w:t>I have an interest in React, and frontend development, which is something that we will be learning and implementing throughout this VIP sub team semester</w:t>
+      </w:r>
+    </w:p>
+    <w:p>
+      <w:pPr>
+        <w:pStyle w:val="ListParagraph"/>
+        <w:numPr>
+          <w:ilvl w:val="0"/>
+          <w:numId w:val="1"/>
+        </w:numPr>
+      </w:pPr>
+      <w:r>
+        <w:t xml:space="preserve">Link to Figma mockups: </w:t>
+      </w:r>
+      <w:hyperlink r:id="rId5" w:history="1">
+        <w:r>
+          <w:rPr>
+            <w:rStyle w:val="Hyperlink"/>
+            <w:rFonts w:cstheme="minorHAnsi"/>
+          </w:rPr>
+          <w:t>https://www.figma.com/file/E7GKzL49vurhk3X3XMFJBY/spring-2022-vip-mockups?node-id=0%3A1</w:t>
+        </w:r>
+      </w:hyperlink>
+    </w:p>
+    <w:p/>
+    <w:p>
+      <w:pPr>
+        <w:rPr>
+          <w:b/>
+          <w:bCs/>
+        </w:rPr>
+      </w:pPr>
+      <w:r>
+        <w:rPr>
+          <w:b/>
+          <w:bCs/>
+        </w:rPr>
+        <w:t xml:space="preserve">September </w:t>
+      </w:r>
+      <w:r>
+        <w:rPr>
+          <w:b/>
+          <w:bCs/>
+        </w:rPr>
+        <w:t>12</w:t>
+      </w:r>
+      <w:r>
+        <w:rPr>
+          <w:b/>
+          <w:bCs/>
+          <w:vertAlign w:val="superscript"/>
+        </w:rPr>
+        <w:t>th</w:t>
+      </w:r>
+      <w:r>
+        <w:rPr>
+          <w:b/>
+          <w:bCs/>
+        </w:rPr>
+        <w:t xml:space="preserve"> - </w:t>
+      </w:r>
+      <w:r>
+        <w:rPr>
+          <w:b/>
+          <w:bCs/>
+        </w:rPr>
+        <w:t>16</w:t>
+      </w:r>
+      <w:r>
+        <w:rPr>
+          <w:b/>
+          <w:bCs/>
+          <w:vertAlign w:val="superscript"/>
+        </w:rPr>
+        <w:t>th</w:t>
+      </w:r>
+      <w:r>
+        <w:rPr>
+          <w:b/>
+          <w:bCs/>
+        </w:rPr>
+        <w:t xml:space="preserve"> Week</w:t>
+      </w:r>
+    </w:p>
+    <w:p>
+      <w:pPr>
+        <w:pStyle w:val="ListParagraph"/>
+        <w:numPr>
+          <w:ilvl w:val="0"/>
+          <w:numId w:val="1"/>
+        </w:numPr>
+        <w:rPr>
+          <w:b/>
+          <w:bCs/>
+        </w:rPr>
+      </w:pPr>
+      <w:r>
+        <w:t>Gautam worked with Ankit and I as to what they have been specifically doing in for the frontend development team the past two semesters</w:t>
+      </w:r>
+    </w:p>
+    <w:p>
+      <w:pPr>
+        <w:pStyle w:val="ListParagraph"/>
+        <w:numPr>
+          <w:ilvl w:val="0"/>
+          <w:numId w:val="1"/>
+        </w:numPr>
+        <w:rPr>
+          <w:b/>
+          <w:bCs/>
+        </w:rPr>
+      </w:pPr>
+      <w:r>
+        <w:t>He told us the goal of what they want to see implemented this semester</w:t>
+      </w:r>
+    </w:p>
+    <w:p>
+      <w:pPr>
+        <w:pStyle w:val="ListParagraph"/>
+        <w:numPr>
+          <w:ilvl w:val="0"/>
+          <w:numId w:val="1"/>
+        </w:numPr>
+        <w:rPr>
+          <w:b/>
+          <w:bCs/>
+        </w:rPr>
+      </w:pPr>
+      <w:r>
+        <w:t>We started viewing the mockups and making goals as to what we think we can complete by the first presentation.</w:t>
+      </w:r>
+    </w:p>
+    <w:p>
+      <w:pPr>
+        <w:pStyle w:val="ListParagraph"/>
+        <w:numPr>
+          <w:ilvl w:val="0"/>
+          <w:numId w:val="1"/>
+        </w:numPr>
+        <w:rPr>
+          <w:b/>
+          <w:bCs/>
+        </w:rPr>
+      </w:pPr>
+      <w:r>
+        <w:t>We wanted to start working on the home page of the dashboard and creating simple components that the user can interact with</w:t>
+      </w:r>
+    </w:p>
+    <w:p>
+      <w:pPr>
+        <w:pStyle w:val="ListParagraph"/>
+        <w:numPr>
+          <w:ilvl w:val="0"/>
+          <w:numId w:val="1"/>
+        </w:numPr>
+        <w:rPr>
+          <w:b/>
+          <w:bCs/>
+        </w:rPr>
+      </w:pPr>
+      <w:r>
+        <w:t>Gautam shared what he learned from James Lohse’s meeting (another member of the VIP team, but different sub team, specifically the JITI sub team)</w:t>
+      </w:r>
+    </w:p>
+    <w:p>
+      <w:pPr>
+        <w:pStyle w:val="ListParagraph"/>
+        <w:numPr>
+          <w:ilvl w:val="0"/>
+          <w:numId w:val="1"/>
+        </w:numPr>
+        <w:rPr>
+          <w:b/>
+          <w:bCs/>
+        </w:rPr>
+      </w:pPr>
+      <w:r>
+        <w:t xml:space="preserve">We worked together on the code and implementing the layout on the homepage and hope to make it more like the </w:t>
+      </w:r>
+      <w:proofErr w:type="spellStart"/>
+      <w:r>
+        <w:t>figma</w:t>
+      </w:r>
+      <w:proofErr w:type="spellEnd"/>
+      <w:r>
+        <w:t xml:space="preserve"> mockups in the next week</w:t>
+      </w:r>
+    </w:p>
+    <w:p>
+      <w:pPr>
+        <w:ind w:left="360"/>
+        <w:rPr>
+          <w:b/>
+          <w:bCs/>
+        </w:rPr>
+      </w:pPr>
+    </w:p>
+    <w:p>
+      <w:pPr>
+        <w:rPr>
+          <w:b/>
+          <w:bCs/>
+        </w:rPr>
+      </w:pPr>
+      <w:r>
+        <w:rPr>
+          <w:b/>
+          <w:bCs/>
+        </w:rPr>
+        <w:t xml:space="preserve">September </w:t>
+      </w:r>
+      <w:r>
+        <w:rPr>
+          <w:b/>
+          <w:bCs/>
+        </w:rPr>
+        <w:t>19</w:t>
+      </w:r>
+      <w:r>
+        <w:rPr>
+          <w:b/>
+          <w:bCs/>
+          <w:vertAlign w:val="superscript"/>
+        </w:rPr>
+        <w:t>th</w:t>
+      </w:r>
+      <w:r>
+        <w:rPr>
+          <w:b/>
+          <w:bCs/>
+        </w:rPr>
+        <w:t xml:space="preserve"> - </w:t>
+      </w:r>
+      <w:proofErr w:type="gramStart"/>
+      <w:r>
+        <w:rPr>
+          <w:b/>
+          <w:bCs/>
+        </w:rPr>
+        <w:t>23</w:t>
+      </w:r>
+      <w:r>
+        <w:rPr>
+          <w:b/>
+          <w:bCs/>
+          <w:vertAlign w:val="superscript"/>
+        </w:rPr>
+        <w:t>th</w:t>
+      </w:r>
+      <w:proofErr w:type="gramEnd"/>
+      <w:r>
+        <w:rPr>
+          <w:b/>
+          <w:bCs/>
+        </w:rPr>
+        <w:t xml:space="preserve"> Week</w:t>
+      </w:r>
+    </w:p>
+    <w:p>
+      <w:pPr>
+        <w:pStyle w:val="ListParagraph"/>
+        <w:numPr>
+          <w:ilvl w:val="0"/>
+          <w:numId w:val="1"/>
+        </w:numPr>
+        <w:rPr>
+          <w:b/>
+          <w:bCs/>
+        </w:rPr>
+      </w:pPr>
+      <w:r>
+        <w:t>During the frontend development team meeting, we decided to start splitting up what we were going to work on</w:t>
+      </w:r>
+    </w:p>
+    <w:p>
+      <w:pPr>
+        <w:pStyle w:val="ListParagraph"/>
+        <w:numPr>
+          <w:ilvl w:val="0"/>
+          <w:numId w:val="1"/>
+        </w:numPr>
+        <w:rPr>
+          <w:b/>
+          <w:bCs/>
+        </w:rPr>
+      </w:pPr>
+      <w:r>
+        <w:t xml:space="preserve">I </w:t>
+      </w:r>
+      <w:proofErr w:type="gramStart"/>
+      <w:r>
+        <w:t>am in charge of</w:t>
+      </w:r>
+      <w:proofErr w:type="gramEnd"/>
+      <w:r>
+        <w:t xml:space="preserve"> experimenting with the React components and seeing any creative things we can do to make the web application more interactive and attractive to the eye for the users</w:t>
+      </w:r>
+    </w:p>
+    <w:p>
+      <w:pPr>
+        <w:pStyle w:val="ListParagraph"/>
+        <w:numPr>
+          <w:ilvl w:val="0"/>
+          <w:numId w:val="1"/>
+        </w:numPr>
+        <w:rPr>
+          <w:b/>
+          <w:bCs/>
+        </w:rPr>
+      </w:pPr>
+      <w:r>
+        <w:t>Gautam sent his code from the previous semester to us so we can start creating more components from what he created, and learning how React works with what he sent</w:t>
+      </w:r>
+    </w:p>
+    <w:p>
+      <w:pPr>
+        <w:pStyle w:val="ListParagraph"/>
+        <w:numPr>
+          <w:ilvl w:val="0"/>
+          <w:numId w:val="1"/>
+        </w:numPr>
+        <w:rPr>
+          <w:b/>
+          <w:bCs/>
+        </w:rPr>
+      </w:pPr>
+      <w:r>
+        <w:t>Next week, we will start thinking about the presentation and what things we want to be said and how we are going to split it up among the three of us</w:t>
+      </w:r>
+    </w:p>
+    <w:p>
+      <w:pPr>
+        <w:rPr>
+          <w:b/>
+          <w:bCs/>
+        </w:rPr>
+      </w:pPr>
+    </w:p>
+    <w:p>
+      <w:pPr>
+        <w:rPr>
+          <w:b/>
+          <w:bCs/>
+        </w:rPr>
+      </w:pPr>
+      <w:r>
+        <w:rPr>
+          <w:b/>
+          <w:bCs/>
+        </w:rPr>
+        <w:t xml:space="preserve">September </w:t>
+      </w:r>
+      <w:r>
+        <w:rPr>
+          <w:b/>
+          <w:bCs/>
+        </w:rPr>
+        <w:t>26</w:t>
+      </w:r>
+      <w:r>
+        <w:rPr>
+          <w:b/>
+          <w:bCs/>
+          <w:vertAlign w:val="superscript"/>
+        </w:rPr>
+        <w:t>th</w:t>
+      </w:r>
+      <w:r>
+        <w:rPr>
+          <w:b/>
+          <w:bCs/>
+        </w:rPr>
+        <w:t xml:space="preserve"> - </w:t>
+      </w:r>
+      <w:r>
+        <w:rPr>
+          <w:b/>
+          <w:bCs/>
+        </w:rPr>
+        <w:t>30</w:t>
+      </w:r>
+      <w:r>
+        <w:rPr>
+          <w:b/>
+          <w:bCs/>
+          <w:vertAlign w:val="superscript"/>
+        </w:rPr>
+        <w:t>th</w:t>
+      </w:r>
+      <w:r>
+        <w:rPr>
+          <w:b/>
+          <w:bCs/>
+        </w:rPr>
+        <w:t xml:space="preserve"> Week</w:t>
+      </w:r>
+    </w:p>
+    <w:p>
+      <w:pPr>
+        <w:pStyle w:val="ListParagraph"/>
+        <w:numPr>
+          <w:ilvl w:val="0"/>
+          <w:numId w:val="1"/>
+        </w:numPr>
+      </w:pPr>
+      <w:r>
+        <w:t xml:space="preserve">Started working a lot making sure that the current pages we implemented, specifically the dashboard, looked a lot like the </w:t>
+      </w:r>
+      <w:proofErr w:type="spellStart"/>
+      <w:r>
+        <w:t>figma</w:t>
+      </w:r>
+      <w:proofErr w:type="spellEnd"/>
+      <w:r>
+        <w:t xml:space="preserve"> mockups that were designed the previous semester.</w:t>
+      </w:r>
+    </w:p>
+    <w:p>
+      <w:pPr>
+        <w:pStyle w:val="ListParagraph"/>
+        <w:numPr>
+          <w:ilvl w:val="0"/>
+          <w:numId w:val="1"/>
+        </w:numPr>
+      </w:pPr>
+      <w:r>
+        <w:t xml:space="preserve">Tried to </w:t>
+      </w:r>
+      <w:proofErr w:type="gramStart"/>
+      <w:r>
+        <w:t>learned</w:t>
+      </w:r>
+      <w:proofErr w:type="gramEnd"/>
+      <w:r>
+        <w:t xml:space="preserve"> a lot about React Router and how we can use it in our project</w:t>
+      </w:r>
+    </w:p>
+    <w:p>
+      <w:pPr>
+        <w:pStyle w:val="ListParagraph"/>
+        <w:numPr>
+          <w:ilvl w:val="0"/>
+          <w:numId w:val="1"/>
+        </w:numPr>
+      </w:pPr>
+      <w:r>
+        <w:t>Started planning out the slides and how we were going to split them since I was going to be out of town</w:t>
+      </w:r>
+    </w:p>
+    <w:p>
+      <w:pPr>
+        <w:pStyle w:val="ListParagraph"/>
+        <w:numPr>
+          <w:ilvl w:val="0"/>
+          <w:numId w:val="1"/>
+        </w:numPr>
+      </w:pPr>
+      <w:r>
+        <w:t xml:space="preserve">Worked with my </w:t>
+      </w:r>
+      <w:proofErr w:type="spellStart"/>
+      <w:r>
+        <w:t>webdev</w:t>
+      </w:r>
+      <w:proofErr w:type="spellEnd"/>
+      <w:r>
+        <w:t xml:space="preserve"> team to see what things were important to state in the presentation</w:t>
+      </w:r>
+    </w:p>
+    <w:p>
+      <w:pPr>
+        <w:ind w:left="360"/>
+        <w:rPr>
+          <w:b/>
+          <w:bCs/>
+        </w:rPr>
+      </w:pPr>
+      <w:r>
+        <w:rPr>
+          <w:b/>
+          <w:bCs/>
+        </w:rPr>
+        <w:lastRenderedPageBreak/>
+        <w:t>October</w:t>
+      </w:r>
+      <w:r>
+        <w:rPr>
+          <w:b/>
+          <w:bCs/>
+        </w:rPr>
+        <w:t xml:space="preserve"> </w:t>
+      </w:r>
+      <w:r>
+        <w:rPr>
+          <w:b/>
+          <w:bCs/>
+        </w:rPr>
+        <w:t>10</w:t>
+      </w:r>
+      <w:r>
+        <w:rPr>
+          <w:b/>
+          <w:bCs/>
+          <w:vertAlign w:val="superscript"/>
+        </w:rPr>
+        <w:t>th</w:t>
+      </w:r>
+      <w:r>
+        <w:rPr>
+          <w:b/>
+          <w:bCs/>
+        </w:rPr>
+        <w:t xml:space="preserve"> - </w:t>
+      </w:r>
+      <w:r>
+        <w:rPr>
+          <w:b/>
+          <w:bCs/>
+        </w:rPr>
+        <w:t>14</w:t>
+      </w:r>
+      <w:r>
+        <w:rPr>
+          <w:b/>
+          <w:bCs/>
+          <w:vertAlign w:val="superscript"/>
+        </w:rPr>
+        <w:t>th</w:t>
+      </w:r>
+      <w:r>
+        <w:rPr>
+          <w:b/>
+          <w:bCs/>
+        </w:rPr>
+        <w:t xml:space="preserve"> Week</w:t>
+      </w:r>
+    </w:p>
+    <w:p>
+      <w:pPr>
+        <w:pStyle w:val="ListParagraph"/>
+        <w:numPr>
+          <w:ilvl w:val="0"/>
+          <w:numId w:val="1"/>
+        </w:numPr>
+        <w:rPr>
+          <w:b/>
+          <w:bCs/>
+        </w:rPr>
+      </w:pPr>
+      <w:r>
+        <w:t>Worked with the whole sub team to learn about the updates since I was out of the country the week before</w:t>
+      </w:r>
+    </w:p>
+    <w:p>
+      <w:pPr>
+        <w:pStyle w:val="ListParagraph"/>
+        <w:numPr>
+          <w:ilvl w:val="0"/>
+          <w:numId w:val="1"/>
+        </w:numPr>
+        <w:rPr>
+          <w:b/>
+          <w:bCs/>
+        </w:rPr>
+      </w:pPr>
+      <w:r>
+        <w:t xml:space="preserve">Experimenting with implementing a few components using React Router for the dashboard. </w:t>
+      </w:r>
+    </w:p>
+    <w:p>
+      <w:pPr>
+        <w:ind w:left="360"/>
+      </w:pPr>
     </w:p>
     <w:sectPr>
       <w:pgSz w:w="12240" w:h="15840"/>
@@ -15,6 +682,241 @@
     </w:sectPr>
   </w:body>
 </w:document>
+</file>
+
+<file path=word/numbering.xml><?xml version="1.0" encoding="utf-8"?>
+<w:numbering xmlns:wpc="http://schemas.microsoft.com/office/word/2010/wordprocessingCanvas" xmlns:cx="http://schemas.microsoft.com/office/drawing/2014/chartex" xmlns:cx1="http://schemas.microsoft.com/office/drawing/2015/9/8/chartex" xmlns:cx2="http://schemas.microsoft.com/office/drawing/2015/10/21/chartex" xmlns:cx3="http://schemas.microsoft.com/office/drawing/2016/5/9/chartex" xmlns:cx4="http://schemas.microsoft.com/office/drawing/2016/5/10/chartex" xmlns:cx5="http://schemas.microsoft.com/office/drawing/2016/5/11/chartex" xmlns:cx6="http://schemas.microsoft.com/office/drawing/2016/5/12/chartex" xmlns:cx7="http://schemas.microsoft.com/office/drawing/2016/5/13/chartex" xmlns:cx8="http://schemas.microsoft.com/office/drawing/2016/5/14/chartex" xmlns:mc="http://schemas.openxmlformats.org/markup-compatibility/2006" xmlns:aink="http://schemas.microsoft.com/office/drawing/2016/ink" xmlns:am3d="http://schemas.microsoft.com/office/drawing/2017/model3d" xmlns:o="urn:schemas-microsoft-com:office:office" xmlns:oel="http://schemas.microsoft.com/office/2019/extlst" xmlns:r="http://schemas.openxmlformats.org/officeDocument/2006/relationships" xmlns:m="http://schemas.openxmlformats.org/officeDocument/2006/math" xmlns:v="urn:schemas-microsoft-com:vml" xmlns:wp14="http://schemas.microsoft.com/office/word/2010/wordprocessingDrawing" xmlns:wp="http://schemas.openxmlformats.org/drawingml/2006/wordprocessingDrawing" xmlns:w10="urn:schemas-microsoft-com:office:word" xmlns:w="http://schemas.openxmlformats.org/wordprocessingml/2006/main" xmlns:w14="http://schemas.microsoft.com/office/word/2010/wordml" xmlns:w15="http://schemas.microsoft.com/office/word/2012/wordml" xmlns:w16cex="http://schemas.microsoft.com/office/word/2018/wordml/cex" xmlns:w16cid="http://schemas.microsoft.com/office/word/2016/wordml/cid" xmlns:w16="http://schemas.microsoft.com/office/word/2018/wordml" xmlns:w16sdtdh="http://schemas.microsoft.com/office/word/2020/wordml/sdtdatahash" xmlns:w16se="http://schemas.microsoft.com/office/word/2015/wordml/symex" xmlns:wpg="http://schemas.microsoft.com/office/word/2010/wordprocessingGroup" xmlns:wpi="http://schemas.microsoft.com/office/word/2010/wordprocessingInk" xmlns:wne="http://schemas.microsoft.com/office/word/2006/wordml" xmlns:wps="http://schemas.microsoft.com/office/word/2010/wordprocessingShape" mc:Ignorable="w14 w15 w16se w16cid w16 w16cex w16sdtdh wp14">
+  <w:abstractNum w:abstractNumId="0" w15:restartNumberingAfterBreak="0">
+    <w:nsid w:val="070E4D3E"/>
+    <w:multiLevelType w:val="hybridMultilevel"/>
+    <w:tmpl w:val="BF7A2B48"/>
+    <w:lvl w:ilvl="0" w:tplc="7F742996">
+      <w:numFmt w:val="bullet"/>
+      <w:lvlText w:val="-"/>
+      <w:lvlJc w:val="left"/>
+      <w:pPr>
+        <w:ind w:left="720" w:hanging="360"/>
+      </w:pPr>
+      <w:rPr>
+        <w:rFonts w:ascii="Calibri" w:eastAsiaTheme="minorHAnsi" w:hAnsi="Calibri" w:cs="Calibri" w:hint="default"/>
+      </w:rPr>
+    </w:lvl>
+    <w:lvl w:ilvl="1" w:tplc="04090003">
+      <w:start w:val="1"/>
+      <w:numFmt w:val="bullet"/>
+      <w:lvlText w:val="o"/>
+      <w:lvlJc w:val="left"/>
+      <w:pPr>
+        <w:ind w:left="1440" w:hanging="360"/>
+      </w:pPr>
+      <w:rPr>
+        <w:rFonts w:ascii="Courier New" w:hAnsi="Courier New" w:cs="Courier New" w:hint="default"/>
+      </w:rPr>
+    </w:lvl>
+    <w:lvl w:ilvl="2" w:tplc="04090005">
+      <w:start w:val="1"/>
+      <w:numFmt w:val="bullet"/>
+      <w:lvlText w:val=""/>
+      <w:lvlJc w:val="left"/>
+      <w:pPr>
+        <w:ind w:left="2160" w:hanging="360"/>
+      </w:pPr>
+      <w:rPr>
+        <w:rFonts w:ascii="Wingdings" w:hAnsi="Wingdings" w:hint="default"/>
+      </w:rPr>
+    </w:lvl>
+    <w:lvl w:ilvl="3" w:tplc="04090001">
+      <w:start w:val="1"/>
+      <w:numFmt w:val="bullet"/>
+      <w:lvlText w:val=""/>
+      <w:lvlJc w:val="left"/>
+      <w:pPr>
+        <w:ind w:left="2880" w:hanging="360"/>
+      </w:pPr>
+      <w:rPr>
+        <w:rFonts w:ascii="Symbol" w:hAnsi="Symbol" w:hint="default"/>
+      </w:rPr>
+    </w:lvl>
+    <w:lvl w:ilvl="4" w:tplc="04090003">
+      <w:start w:val="1"/>
+      <w:numFmt w:val="bullet"/>
+      <w:lvlText w:val="o"/>
+      <w:lvlJc w:val="left"/>
+      <w:pPr>
+        <w:ind w:left="3600" w:hanging="360"/>
+      </w:pPr>
+      <w:rPr>
+        <w:rFonts w:ascii="Courier New" w:hAnsi="Courier New" w:cs="Courier New" w:hint="default"/>
+      </w:rPr>
+    </w:lvl>
+    <w:lvl w:ilvl="5" w:tplc="04090005" w:tentative="1">
+      <w:start w:val="1"/>
+      <w:numFmt w:val="bullet"/>
+      <w:lvlText w:val=""/>
+      <w:lvlJc w:val="left"/>
+      <w:pPr>
+        <w:ind w:left="4320" w:hanging="360"/>
+      </w:pPr>
+      <w:rPr>
+        <w:rFonts w:ascii="Wingdings" w:hAnsi="Wingdings" w:hint="default"/>
+      </w:rPr>
+    </w:lvl>
+    <w:lvl w:ilvl="6" w:tplc="04090001" w:tentative="1">
+      <w:start w:val="1"/>
+      <w:numFmt w:val="bullet"/>
+      <w:lvlText w:val=""/>
+      <w:lvlJc w:val="left"/>
+      <w:pPr>
+        <w:ind w:left="5040" w:hanging="360"/>
+      </w:pPr>
+      <w:rPr>
+        <w:rFonts w:ascii="Symbol" w:hAnsi="Symbol" w:hint="default"/>
+      </w:rPr>
+    </w:lvl>
+    <w:lvl w:ilvl="7" w:tplc="04090003" w:tentative="1">
+      <w:start w:val="1"/>
+      <w:numFmt w:val="bullet"/>
+      <w:lvlText w:val="o"/>
+      <w:lvlJc w:val="left"/>
+      <w:pPr>
+        <w:ind w:left="5760" w:hanging="360"/>
+      </w:pPr>
+      <w:rPr>
+        <w:rFonts w:ascii="Courier New" w:hAnsi="Courier New" w:cs="Courier New" w:hint="default"/>
+      </w:rPr>
+    </w:lvl>
+    <w:lvl w:ilvl="8" w:tplc="04090005" w:tentative="1">
+      <w:start w:val="1"/>
+      <w:numFmt w:val="bullet"/>
+      <w:lvlText w:val=""/>
+      <w:lvlJc w:val="left"/>
+      <w:pPr>
+        <w:ind w:left="6480" w:hanging="360"/>
+      </w:pPr>
+      <w:rPr>
+        <w:rFonts w:ascii="Wingdings" w:hAnsi="Wingdings" w:hint="default"/>
+      </w:rPr>
+    </w:lvl>
+  </w:abstractNum>
+  <w:abstractNum w:abstractNumId="1" w15:restartNumberingAfterBreak="0">
+    <w:nsid w:val="0D076828"/>
+    <w:multiLevelType w:val="hybridMultilevel"/>
+    <w:tmpl w:val="944A49A6"/>
+    <w:lvl w:ilvl="0" w:tplc="A148DC1A">
+      <w:numFmt w:val="bullet"/>
+      <w:lvlText w:val="-"/>
+      <w:lvlJc w:val="left"/>
+      <w:pPr>
+        <w:ind w:left="720" w:hanging="360"/>
+      </w:pPr>
+      <w:rPr>
+        <w:rFonts w:ascii="Calibri" w:eastAsiaTheme="minorHAnsi" w:hAnsi="Calibri" w:cs="Calibri" w:hint="default"/>
+      </w:rPr>
+    </w:lvl>
+    <w:lvl w:ilvl="1" w:tplc="04090003" w:tentative="1">
+      <w:start w:val="1"/>
+      <w:numFmt w:val="bullet"/>
+      <w:lvlText w:val="o"/>
+      <w:lvlJc w:val="left"/>
+      <w:pPr>
+        <w:ind w:left="1440" w:hanging="360"/>
+      </w:pPr>
+      <w:rPr>
+        <w:rFonts w:ascii="Courier New" w:hAnsi="Courier New" w:hint="default"/>
+      </w:rPr>
+    </w:lvl>
+    <w:lvl w:ilvl="2" w:tplc="04090005" w:tentative="1">
+      <w:start w:val="1"/>
+      <w:numFmt w:val="bullet"/>
+      <w:lvlText w:val=""/>
+      <w:lvlJc w:val="left"/>
+      <w:pPr>
+        <w:ind w:left="2160" w:hanging="360"/>
+      </w:pPr>
+      <w:rPr>
+        <w:rFonts w:ascii="Wingdings" w:hAnsi="Wingdings" w:hint="default"/>
+      </w:rPr>
+    </w:lvl>
+    <w:lvl w:ilvl="3" w:tplc="04090001" w:tentative="1">
+      <w:start w:val="1"/>
+      <w:numFmt w:val="bullet"/>
+      <w:lvlText w:val=""/>
+      <w:lvlJc w:val="left"/>
+      <w:pPr>
+        <w:ind w:left="2880" w:hanging="360"/>
+      </w:pPr>
+      <w:rPr>
+        <w:rFonts w:ascii="Symbol" w:hAnsi="Symbol" w:hint="default"/>
+      </w:rPr>
+    </w:lvl>
+    <w:lvl w:ilvl="4" w:tplc="04090003" w:tentative="1">
+      <w:start w:val="1"/>
+      <w:numFmt w:val="bullet"/>
+      <w:lvlText w:val="o"/>
+      <w:lvlJc w:val="left"/>
+      <w:pPr>
+        <w:ind w:left="3600" w:hanging="360"/>
+      </w:pPr>
+      <w:rPr>
+        <w:rFonts w:ascii="Courier New" w:hAnsi="Courier New" w:hint="default"/>
+      </w:rPr>
+    </w:lvl>
+    <w:lvl w:ilvl="5" w:tplc="04090005" w:tentative="1">
+      <w:start w:val="1"/>
+      <w:numFmt w:val="bullet"/>
+      <w:lvlText w:val=""/>
+      <w:lvlJc w:val="left"/>
+      <w:pPr>
+        <w:ind w:left="4320" w:hanging="360"/>
+      </w:pPr>
+      <w:rPr>
+        <w:rFonts w:ascii="Wingdings" w:hAnsi="Wingdings" w:hint="default"/>
+      </w:rPr>
+    </w:lvl>
+    <w:lvl w:ilvl="6" w:tplc="04090001" w:tentative="1">
+      <w:start w:val="1"/>
+      <w:numFmt w:val="bullet"/>
+      <w:lvlText w:val=""/>
+      <w:lvlJc w:val="left"/>
+      <w:pPr>
+        <w:ind w:left="5040" w:hanging="360"/>
+      </w:pPr>
+      <w:rPr>
+        <w:rFonts w:ascii="Symbol" w:hAnsi="Symbol" w:hint="default"/>
+      </w:rPr>
+    </w:lvl>
+    <w:lvl w:ilvl="7" w:tplc="04090003" w:tentative="1">
+      <w:start w:val="1"/>
+      <w:numFmt w:val="bullet"/>
+      <w:lvlText w:val="o"/>
+      <w:lvlJc w:val="left"/>
+      <w:pPr>
+        <w:ind w:left="5760" w:hanging="360"/>
+      </w:pPr>
+      <w:rPr>
+        <w:rFonts w:ascii="Courier New" w:hAnsi="Courier New" w:hint="default"/>
+      </w:rPr>
+    </w:lvl>
+    <w:lvl w:ilvl="8" w:tplc="04090005" w:tentative="1">
+      <w:start w:val="1"/>
+      <w:numFmt w:val="bullet"/>
+      <w:lvlText w:val=""/>
+      <w:lvlJc w:val="left"/>
+      <w:pPr>
+        <w:ind w:left="6480" w:hanging="360"/>
+      </w:pPr>
+      <w:rPr>
+        <w:rFonts w:ascii="Wingdings" w:hAnsi="Wingdings" w:hint="default"/>
+      </w:rPr>
+    </w:lvl>
+  </w:abstractNum>
+  <w:num w:numId="1" w16cid:durableId="128788527">
+    <w:abstractNumId w:val="1"/>
+  </w:num>
+  <w:num w:numId="2" w16cid:durableId="2115441559">
+    <w:abstractNumId w:val="0"/>
+  </w:num>
+</w:numbering>
 </file>
 
 <file path=word/styles.xml><?xml version="1.0" encoding="utf-8"?>
@@ -439,6 +1341,28 @@
     <w:semiHidden/>
     <w:unhideWhenUsed/>
   </w:style>
+  <w:style w:type="paragraph" w:styleId="ListParagraph">
+    <w:name w:val="List Paragraph"/>
+    <w:basedOn w:val="Normal"/>
+    <w:uiPriority w:val="34"/>
+    <w:qFormat/>
+    <w:rsid w:val="00E70758"/>
+    <w:pPr>
+      <w:ind w:left="720"/>
+      <w:contextualSpacing/>
+    </w:pPr>
+  </w:style>
+  <w:style w:type="character" w:styleId="Hyperlink">
+    <w:name w:val="Hyperlink"/>
+    <w:basedOn w:val="DefaultParagraphFont"/>
+    <w:uiPriority w:val="99"/>
+    <w:unhideWhenUsed/>
+    <w:rsid w:val="00E70758"/>
+    <w:rPr>
+      <w:color w:val="0000FF"/>
+      <w:u w:val="single"/>
+    </w:rPr>
+  </w:style>
 </w:styles>
 </file>
 
